--- a/Doc/03_IoT_UI_UX_Design_Specification.docx
+++ b/Doc/03_IoT_UI_UX_Design_Specification.docx
@@ -4,7 +4,7 @@
   <w:body>
     <w:p>
       <w:r>
-        <w:t>AQRESS SENSEGRID</w:t>
+        <w:t>AQRESS PULSE</w:t>
       </w:r>
     </w:p>
     <w:p>
@@ -17,7 +17,7 @@
     </w:p>
     <w:p>
       <w:r>
-        <w:t>AQRESS SenseGrid — IoT Sensor &amp; Device Management Platform</w:t>
+        <w:t>AQRESS Pulse — IoT Sensor &amp; Device Management Platform</w:t>
       </w:r>
     </w:p>
     <w:tbl>
@@ -3178,7 +3178,7 @@
       </w:pBdr>
     </w:pPr>
     <w:r>
-      <w:t>AQRESS SenseGrid — UI/UX Design Specification</w:t>
+      <w:t>AQRESS Pulse — UI/UX Design Specification</w:t>
     </w:r>
   </w:p>
 </w:hdr>
